--- a/tillsyn/A 43344-2025 tillsynsbegäran.docx
+++ b/tillsyn/A 43344-2025 tillsynsbegäran.docx
@@ -416,7 +416,7 @@
     <w:r>
       <w:tab/>
       <w:tab/>
-      <w:t>2025-09-27</w:t>
+      <w:t>2025-09-28</w:t>
       <w:br/>
       <w:br/>
     </w:r>

--- a/tillsyn/A 43344-2025 tillsynsbegäran.docx
+++ b/tillsyn/A 43344-2025 tillsynsbegäran.docx
@@ -416,7 +416,7 @@
     <w:r>
       <w:tab/>
       <w:tab/>
-      <w:t>2025-09-28</w:t>
+      <w:t>2025-09-29</w:t>
       <w:br/>
       <w:br/>
     </w:r>

--- a/tillsyn/A 43344-2025 tillsynsbegäran.docx
+++ b/tillsyn/A 43344-2025 tillsynsbegäran.docx
@@ -416,7 +416,7 @@
     <w:r>
       <w:tab/>
       <w:tab/>
-      <w:t>2025-09-29</w:t>
+      <w:t>2025-09-30</w:t>
       <w:br/>
       <w:br/>
     </w:r>

--- a/tillsyn/A 43344-2025 tillsynsbegäran.docx
+++ b/tillsyn/A 43344-2025 tillsynsbegäran.docx
@@ -416,7 +416,7 @@
     <w:r>
       <w:tab/>
       <w:tab/>
-      <w:t>2025-09-30</w:t>
+      <w:t>2025-10-01</w:t>
       <w:br/>
       <w:br/>
     </w:r>

--- a/tillsyn/A 43344-2025 tillsynsbegäran.docx
+++ b/tillsyn/A 43344-2025 tillsynsbegäran.docx
@@ -416,7 +416,7 @@
     <w:r>
       <w:tab/>
       <w:tab/>
-      <w:t>2025-10-01</w:t>
+      <w:t>2025-10-02</w:t>
       <w:br/>
       <w:br/>
     </w:r>

--- a/tillsyn/A 43344-2025 tillsynsbegäran.docx
+++ b/tillsyn/A 43344-2025 tillsynsbegäran.docx
@@ -416,7 +416,7 @@
     <w:r>
       <w:tab/>
       <w:tab/>
-      <w:t>2025-10-02</w:t>
+      <w:t>2025-10-03</w:t>
       <w:br/>
       <w:br/>
     </w:r>

--- a/tillsyn/A 43344-2025 tillsynsbegäran.docx
+++ b/tillsyn/A 43344-2025 tillsynsbegäran.docx
@@ -416,7 +416,7 @@
     <w:r>
       <w:tab/>
       <w:tab/>
-      <w:t>2025-10-03</w:t>
+      <w:t>2025-10-04</w:t>
       <w:br/>
       <w:br/>
     </w:r>

--- a/tillsyn/A 43344-2025 tillsynsbegäran.docx
+++ b/tillsyn/A 43344-2025 tillsynsbegäran.docx
@@ -416,7 +416,7 @@
     <w:r>
       <w:tab/>
       <w:tab/>
-      <w:t>2025-10-04</w:t>
+      <w:t>2025-10-05</w:t>
       <w:br/>
       <w:br/>
     </w:r>

--- a/tillsyn/A 43344-2025 tillsynsbegäran.docx
+++ b/tillsyn/A 43344-2025 tillsynsbegäran.docx
@@ -416,7 +416,7 @@
     <w:r>
       <w:tab/>
       <w:tab/>
-      <w:t>2025-10-05</w:t>
+      <w:t>2025-10-06</w:t>
       <w:br/>
       <w:br/>
     </w:r>

--- a/tillsyn/A 43344-2025 tillsynsbegäran.docx
+++ b/tillsyn/A 43344-2025 tillsynsbegäran.docx
@@ -416,7 +416,7 @@
     <w:r>
       <w:tab/>
       <w:tab/>
-      <w:t>2025-10-06</w:t>
+      <w:t>2025-10-07</w:t>
       <w:br/>
       <w:br/>
     </w:r>

--- a/tillsyn/A 43344-2025 tillsynsbegäran.docx
+++ b/tillsyn/A 43344-2025 tillsynsbegäran.docx
@@ -416,7 +416,7 @@
     <w:r>
       <w:tab/>
       <w:tab/>
-      <w:t>2025-10-07</w:t>
+      <w:t>2025-10-08</w:t>
       <w:br/>
       <w:br/>
     </w:r>

--- a/tillsyn/A 43344-2025 tillsynsbegäran.docx
+++ b/tillsyn/A 43344-2025 tillsynsbegäran.docx
@@ -416,7 +416,7 @@
     <w:r>
       <w:tab/>
       <w:tab/>
-      <w:t>2025-10-08</w:t>
+      <w:t>2025-10-09</w:t>
       <w:br/>
       <w:br/>
     </w:r>

--- a/tillsyn/A 43344-2025 tillsynsbegäran.docx
+++ b/tillsyn/A 43344-2025 tillsynsbegäran.docx
@@ -416,7 +416,7 @@
     <w:r>
       <w:tab/>
       <w:tab/>
-      <w:t>2025-10-09</w:t>
+      <w:t>2025-10-10</w:t>
       <w:br/>
       <w:br/>
     </w:r>

--- a/tillsyn/A 43344-2025 tillsynsbegäran.docx
+++ b/tillsyn/A 43344-2025 tillsynsbegäran.docx
@@ -416,7 +416,7 @@
     <w:r>
       <w:tab/>
       <w:tab/>
-      <w:t>2025-10-10</w:t>
+      <w:t>2025-10-11</w:t>
       <w:br/>
       <w:br/>
     </w:r>

--- a/tillsyn/A 43344-2025 tillsynsbegäran.docx
+++ b/tillsyn/A 43344-2025 tillsynsbegäran.docx
@@ -416,7 +416,7 @@
     <w:r>
       <w:tab/>
       <w:tab/>
-      <w:t>2025-10-16</w:t>
+      <w:t>2025-10-17</w:t>
       <w:br/>
       <w:br/>
     </w:r>

--- a/tillsyn/A 43344-2025 tillsynsbegäran.docx
+++ b/tillsyn/A 43344-2025 tillsynsbegäran.docx
@@ -416,7 +416,7 @@
     <w:r>
       <w:tab/>
       <w:tab/>
-      <w:t>2025-10-17</w:t>
+      <w:t>2025-10-18</w:t>
       <w:br/>
       <w:br/>
     </w:r>

--- a/tillsyn/A 43344-2025 tillsynsbegäran.docx
+++ b/tillsyn/A 43344-2025 tillsynsbegäran.docx
@@ -416,7 +416,7 @@
     <w:r>
       <w:tab/>
       <w:tab/>
-      <w:t>2025-10-18</w:t>
+      <w:t>2025-10-19</w:t>
       <w:br/>
       <w:br/>
     </w:r>

--- a/tillsyn/A 43344-2025 tillsynsbegäran.docx
+++ b/tillsyn/A 43344-2025 tillsynsbegäran.docx
@@ -416,7 +416,7 @@
     <w:r>
       <w:tab/>
       <w:tab/>
-      <w:t>2025-10-19</w:t>
+      <w:t>2025-10-20</w:t>
       <w:br/>
       <w:br/>
     </w:r>

--- a/tillsyn/A 43344-2025 tillsynsbegäran.docx
+++ b/tillsyn/A 43344-2025 tillsynsbegäran.docx
@@ -416,7 +416,7 @@
     <w:r>
       <w:tab/>
       <w:tab/>
-      <w:t>2025-10-20</w:t>
+      <w:t>2025-10-21</w:t>
       <w:br/>
       <w:br/>
     </w:r>

--- a/tillsyn/A 43344-2025 tillsynsbegäran.docx
+++ b/tillsyn/A 43344-2025 tillsynsbegäran.docx
@@ -416,7 +416,7 @@
     <w:r>
       <w:tab/>
       <w:tab/>
-      <w:t>2025-10-21</w:t>
+      <w:t>2025-10-22</w:t>
       <w:br/>
       <w:br/>
     </w:r>

--- a/tillsyn/A 43344-2025 tillsynsbegäran.docx
+++ b/tillsyn/A 43344-2025 tillsynsbegäran.docx
@@ -416,7 +416,7 @@
     <w:r>
       <w:tab/>
       <w:tab/>
-      <w:t>2025-10-22</w:t>
+      <w:t>2025-10-23</w:t>
       <w:br/>
       <w:br/>
     </w:r>

--- a/tillsyn/A 43344-2025 tillsynsbegäran.docx
+++ b/tillsyn/A 43344-2025 tillsynsbegäran.docx
@@ -416,7 +416,7 @@
     <w:r>
       <w:tab/>
       <w:tab/>
-      <w:t>2025-10-23</w:t>
+      <w:t>2025-10-24</w:t>
       <w:br/>
       <w:br/>
     </w:r>

--- a/tillsyn/A 43344-2025 tillsynsbegäran.docx
+++ b/tillsyn/A 43344-2025 tillsynsbegäran.docx
@@ -416,7 +416,7 @@
     <w:r>
       <w:tab/>
       <w:tab/>
-      <w:t>2025-10-24</w:t>
+      <w:t>2025-10-25</w:t>
       <w:br/>
       <w:br/>
     </w:r>

--- a/tillsyn/A 43344-2025 tillsynsbegäran.docx
+++ b/tillsyn/A 43344-2025 tillsynsbegäran.docx
@@ -416,7 +416,7 @@
     <w:r>
       <w:tab/>
       <w:tab/>
-      <w:t>2025-10-25</w:t>
+      <w:t>2025-10-26</w:t>
       <w:br/>
       <w:br/>
     </w:r>

--- a/tillsyn/A 43344-2025 tillsynsbegäran.docx
+++ b/tillsyn/A 43344-2025 tillsynsbegäran.docx
@@ -416,7 +416,7 @@
     <w:r>
       <w:tab/>
       <w:tab/>
-      <w:t>2025-10-26</w:t>
+      <w:t>2025-10-27</w:t>
       <w:br/>
       <w:br/>
     </w:r>

--- a/tillsyn/A 43344-2025 tillsynsbegäran.docx
+++ b/tillsyn/A 43344-2025 tillsynsbegäran.docx
@@ -416,7 +416,7 @@
     <w:r>
       <w:tab/>
       <w:tab/>
-      <w:t>2025-10-27</w:t>
+      <w:t>2025-10-28</w:t>
       <w:br/>
       <w:br/>
     </w:r>

--- a/tillsyn/A 43344-2025 tillsynsbegäran.docx
+++ b/tillsyn/A 43344-2025 tillsynsbegäran.docx
@@ -416,7 +416,7 @@
     <w:r>
       <w:tab/>
       <w:tab/>
-      <w:t>2025-10-28</w:t>
+      <w:t>2025-10-29</w:t>
       <w:br/>
       <w:br/>
     </w:r>

--- a/tillsyn/A 43344-2025 tillsynsbegäran.docx
+++ b/tillsyn/A 43344-2025 tillsynsbegäran.docx
@@ -416,7 +416,7 @@
     <w:r>
       <w:tab/>
       <w:tab/>
-      <w:t>2025-10-29</w:t>
+      <w:t>2025-10-30</w:t>
       <w:br/>
       <w:br/>
     </w:r>

--- a/tillsyn/A 43344-2025 tillsynsbegäran.docx
+++ b/tillsyn/A 43344-2025 tillsynsbegäran.docx
@@ -416,7 +416,7 @@
     <w:r>
       <w:tab/>
       <w:tab/>
-      <w:t>2025-10-30</w:t>
+      <w:t>2025-10-31</w:t>
       <w:br/>
       <w:br/>
     </w:r>

--- a/tillsyn/A 43344-2025 tillsynsbegäran.docx
+++ b/tillsyn/A 43344-2025 tillsynsbegäran.docx
@@ -416,7 +416,7 @@
     <w:r>
       <w:tab/>
       <w:tab/>
-      <w:t>2025-10-31</w:t>
+      <w:t>2025-11-01</w:t>
       <w:br/>
       <w:br/>
     </w:r>

--- a/tillsyn/A 43344-2025 tillsynsbegäran.docx
+++ b/tillsyn/A 43344-2025 tillsynsbegäran.docx
@@ -416,7 +416,7 @@
     <w:r>
       <w:tab/>
       <w:tab/>
-      <w:t>2025-11-15</w:t>
+      <w:t>2025-11-20</w:t>
       <w:br/>
       <w:br/>
     </w:r>

--- a/tillsyn/A 43344-2025 tillsynsbegäran.docx
+++ b/tillsyn/A 43344-2025 tillsynsbegäran.docx
@@ -416,7 +416,7 @@
     <w:r>
       <w:tab/>
       <w:tab/>
-      <w:t>2025-11-20</w:t>
+      <w:t>2025-11-21</w:t>
       <w:br/>
       <w:br/>
     </w:r>

--- a/tillsyn/A 43344-2025 tillsynsbegäran.docx
+++ b/tillsyn/A 43344-2025 tillsynsbegäran.docx
@@ -416,7 +416,7 @@
     <w:r>
       <w:tab/>
       <w:tab/>
-      <w:t>2025-11-21</w:t>
+      <w:t>2025-11-22</w:t>
       <w:br/>
       <w:br/>
     </w:r>

--- a/tillsyn/A 43344-2025 tillsynsbegäran.docx
+++ b/tillsyn/A 43344-2025 tillsynsbegäran.docx
@@ -416,7 +416,7 @@
     <w:r>
       <w:tab/>
       <w:tab/>
-      <w:t>2025-11-22</w:t>
+      <w:t>2025-11-23</w:t>
       <w:br/>
       <w:br/>
     </w:r>

--- a/tillsyn/A 43344-2025 tillsynsbegäran.docx
+++ b/tillsyn/A 43344-2025 tillsynsbegäran.docx
@@ -416,7 +416,7 @@
     <w:r>
       <w:tab/>
       <w:tab/>
-      <w:t>2025-11-23</w:t>
+      <w:t>2025-11-24</w:t>
       <w:br/>
       <w:br/>
     </w:r>

--- a/tillsyn/A 43344-2025 tillsynsbegäran.docx
+++ b/tillsyn/A 43344-2025 tillsynsbegäran.docx
@@ -416,7 +416,7 @@
     <w:r>
       <w:tab/>
       <w:tab/>
-      <w:t>2025-11-24</w:t>
+      <w:t>2025-11-25</w:t>
       <w:br/>
       <w:br/>
     </w:r>

--- a/tillsyn/A 43344-2025 tillsynsbegäran.docx
+++ b/tillsyn/A 43344-2025 tillsynsbegäran.docx
@@ -416,7 +416,7 @@
     <w:r>
       <w:tab/>
       <w:tab/>
-      <w:t>2025-11-25</w:t>
+      <w:t>2025-11-26</w:t>
       <w:br/>
       <w:br/>
     </w:r>

--- a/tillsyn/A 43344-2025 tillsynsbegäran.docx
+++ b/tillsyn/A 43344-2025 tillsynsbegäran.docx
@@ -416,7 +416,7 @@
     <w:r>
       <w:tab/>
       <w:tab/>
-      <w:t>2025-11-26</w:t>
+      <w:t>2025-11-27</w:t>
       <w:br/>
       <w:br/>
     </w:r>

--- a/tillsyn/A 43344-2025 tillsynsbegäran.docx
+++ b/tillsyn/A 43344-2025 tillsynsbegäran.docx
@@ -416,7 +416,7 @@
     <w:r>
       <w:tab/>
       <w:tab/>
-      <w:t>2025-11-27</w:t>
+      <w:t>2025-11-28</w:t>
       <w:br/>
       <w:br/>
     </w:r>

--- a/tillsyn/A 43344-2025 tillsynsbegäran.docx
+++ b/tillsyn/A 43344-2025 tillsynsbegäran.docx
@@ -416,7 +416,7 @@
     <w:r>
       <w:tab/>
       <w:tab/>
-      <w:t>2025-11-28</w:t>
+      <w:t>2025-11-29</w:t>
       <w:br/>
       <w:br/>
     </w:r>

--- a/tillsyn/A 43344-2025 tillsynsbegäran.docx
+++ b/tillsyn/A 43344-2025 tillsynsbegäran.docx
@@ -416,7 +416,7 @@
     <w:r>
       <w:tab/>
       <w:tab/>
-      <w:t>2025-11-29</w:t>
+      <w:t>2025-11-30</w:t>
       <w:br/>
       <w:br/>
     </w:r>

--- a/tillsyn/A 43344-2025 tillsynsbegäran.docx
+++ b/tillsyn/A 43344-2025 tillsynsbegäran.docx
@@ -416,7 +416,7 @@
     <w:r>
       <w:tab/>
       <w:tab/>
-      <w:t>2025-11-30</w:t>
+      <w:t>2025-12-01</w:t>
       <w:br/>
       <w:br/>
     </w:r>

--- a/tillsyn/A 43344-2025 tillsynsbegäran.docx
+++ b/tillsyn/A 43344-2025 tillsynsbegäran.docx
@@ -416,7 +416,7 @@
     <w:r>
       <w:tab/>
       <w:tab/>
-      <w:t>2025-12-01</w:t>
+      <w:t>2025-12-02</w:t>
       <w:br/>
       <w:br/>
     </w:r>

--- a/tillsyn/A 43344-2025 tillsynsbegäran.docx
+++ b/tillsyn/A 43344-2025 tillsynsbegäran.docx
@@ -416,7 +416,7 @@
     <w:r>
       <w:tab/>
       <w:tab/>
-      <w:t>2025-12-02</w:t>
+      <w:t>2025-12-03</w:t>
       <w:br/>
       <w:br/>
     </w:r>

--- a/tillsyn/A 43344-2025 tillsynsbegäran.docx
+++ b/tillsyn/A 43344-2025 tillsynsbegäran.docx
@@ -416,7 +416,7 @@
     <w:r>
       <w:tab/>
       <w:tab/>
-      <w:t>2025-12-03</w:t>
+      <w:t>2025-12-04</w:t>
       <w:br/>
       <w:br/>
     </w:r>

--- a/tillsyn/A 43344-2025 tillsynsbegäran.docx
+++ b/tillsyn/A 43344-2025 tillsynsbegäran.docx
@@ -416,7 +416,7 @@
     <w:r>
       <w:tab/>
       <w:tab/>
-      <w:t>2025-12-04</w:t>
+      <w:t>2025-12-05</w:t>
       <w:br/>
       <w:br/>
     </w:r>

--- a/tillsyn/A 43344-2025 tillsynsbegäran.docx
+++ b/tillsyn/A 43344-2025 tillsynsbegäran.docx
@@ -416,7 +416,7 @@
     <w:r>
       <w:tab/>
       <w:tab/>
-      <w:t>2025-12-05</w:t>
+      <w:t>2025-12-06</w:t>
       <w:br/>
       <w:br/>
     </w:r>

--- a/tillsyn/A 43344-2025 tillsynsbegäran.docx
+++ b/tillsyn/A 43344-2025 tillsynsbegäran.docx
@@ -416,7 +416,7 @@
     <w:r>
       <w:tab/>
       <w:tab/>
-      <w:t>2025-12-06</w:t>
+      <w:t>2025-12-07</w:t>
       <w:br/>
       <w:br/>
     </w:r>

--- a/tillsyn/A 43344-2025 tillsynsbegäran.docx
+++ b/tillsyn/A 43344-2025 tillsynsbegäran.docx
@@ -416,7 +416,7 @@
     <w:r>
       <w:tab/>
       <w:tab/>
-      <w:t>2025-12-07</w:t>
+      <w:t>2025-12-08</w:t>
       <w:br/>
       <w:br/>
     </w:r>

--- a/tillsyn/A 43344-2025 tillsynsbegäran.docx
+++ b/tillsyn/A 43344-2025 tillsynsbegäran.docx
@@ -416,7 +416,7 @@
     <w:r>
       <w:tab/>
       <w:tab/>
-      <w:t>2025-12-08</w:t>
+      <w:t>2025-12-09</w:t>
       <w:br/>
       <w:br/>
     </w:r>

--- a/tillsyn/A 43344-2025 tillsynsbegäran.docx
+++ b/tillsyn/A 43344-2025 tillsynsbegäran.docx
@@ -416,7 +416,7 @@
     <w:r>
       <w:tab/>
       <w:tab/>
-      <w:t>2025-12-09</w:t>
+      <w:t>2025-12-10</w:t>
       <w:br/>
       <w:br/>
     </w:r>

--- a/tillsyn/A 43344-2025 tillsynsbegäran.docx
+++ b/tillsyn/A 43344-2025 tillsynsbegäran.docx
@@ -416,7 +416,7 @@
     <w:r>
       <w:tab/>
       <w:tab/>
-      <w:t>2025-12-10</w:t>
+      <w:t>2025-12-11</w:t>
       <w:br/>
       <w:br/>
     </w:r>

--- a/tillsyn/A 43344-2025 tillsynsbegäran.docx
+++ b/tillsyn/A 43344-2025 tillsynsbegäran.docx
@@ -416,7 +416,7 @@
     <w:r>
       <w:tab/>
       <w:tab/>
-      <w:t>2025-12-11</w:t>
+      <w:t>2025-12-12</w:t>
       <w:br/>
       <w:br/>
     </w:r>

--- a/tillsyn/A 43344-2025 tillsynsbegäran.docx
+++ b/tillsyn/A 43344-2025 tillsynsbegäran.docx
@@ -416,7 +416,7 @@
     <w:r>
       <w:tab/>
       <w:tab/>
-      <w:t>2025-12-12</w:t>
+      <w:t>2025-12-13</w:t>
       <w:br/>
       <w:br/>
     </w:r>

--- a/tillsyn/A 43344-2025 tillsynsbegäran.docx
+++ b/tillsyn/A 43344-2025 tillsynsbegäran.docx
@@ -416,7 +416,7 @@
     <w:r>
       <w:tab/>
       <w:tab/>
-      <w:t>2025-12-19</w:t>
+      <w:t>2025-12-20</w:t>
       <w:br/>
       <w:br/>
     </w:r>

--- a/tillsyn/A 43344-2025 tillsynsbegäran.docx
+++ b/tillsyn/A 43344-2025 tillsynsbegäran.docx
@@ -416,7 +416,7 @@
     <w:r>
       <w:tab/>
       <w:tab/>
-      <w:t>2025-12-20</w:t>
+      <w:t>2025-12-21</w:t>
       <w:br/>
       <w:br/>
     </w:r>

--- a/tillsyn/A 43344-2025 tillsynsbegäran.docx
+++ b/tillsyn/A 43344-2025 tillsynsbegäran.docx
@@ -416,7 +416,7 @@
     <w:r>
       <w:tab/>
       <w:tab/>
-      <w:t>2025-12-21</w:t>
+      <w:t>2025-12-22</w:t>
       <w:br/>
       <w:br/>
     </w:r>

--- a/tillsyn/A 43344-2025 tillsynsbegäran.docx
+++ b/tillsyn/A 43344-2025 tillsynsbegäran.docx
@@ -416,7 +416,7 @@
     <w:r>
       <w:tab/>
       <w:tab/>
-      <w:t>2025-12-22</w:t>
+      <w:t>2025-12-26</w:t>
       <w:br/>
       <w:br/>
     </w:r>

--- a/tillsyn/A 43344-2025 tillsynsbegäran.docx
+++ b/tillsyn/A 43344-2025 tillsynsbegäran.docx
@@ -416,7 +416,7 @@
     <w:r>
       <w:tab/>
       <w:tab/>
-      <w:t>2026-01-03</w:t>
+      <w:t>2026-01-04</w:t>
       <w:br/>
       <w:br/>
     </w:r>

--- a/tillsyn/A 43344-2025 tillsynsbegäran.docx
+++ b/tillsyn/A 43344-2025 tillsynsbegäran.docx
@@ -416,7 +416,7 @@
     <w:r>
       <w:tab/>
       <w:tab/>
-      <w:t>2026-01-07</w:t>
+      <w:t>2026-01-08</w:t>
       <w:br/>
       <w:br/>
     </w:r>

--- a/tillsyn/A 43344-2025 tillsynsbegäran.docx
+++ b/tillsyn/A 43344-2025 tillsynsbegäran.docx
@@ -416,7 +416,7 @@
     <w:r>
       <w:tab/>
       <w:tab/>
-      <w:t>2026-01-08</w:t>
+      <w:t>2026-01-09</w:t>
       <w:br/>
       <w:br/>
     </w:r>

--- a/tillsyn/A 43344-2025 tillsynsbegäran.docx
+++ b/tillsyn/A 43344-2025 tillsynsbegäran.docx
@@ -416,7 +416,7 @@
     <w:r>
       <w:tab/>
       <w:tab/>
-      <w:t>2026-01-09</w:t>
+      <w:t>2026-01-10</w:t>
       <w:br/>
       <w:br/>
     </w:r>

--- a/tillsyn/A 43344-2025 tillsynsbegäran.docx
+++ b/tillsyn/A 43344-2025 tillsynsbegäran.docx
@@ -416,7 +416,7 @@
     <w:r>
       <w:tab/>
       <w:tab/>
-      <w:t>2026-01-10</w:t>
+      <w:t>2026-01-11</w:t>
       <w:br/>
       <w:br/>
     </w:r>

--- a/tillsyn/A 43344-2025 tillsynsbegäran.docx
+++ b/tillsyn/A 43344-2025 tillsynsbegäran.docx
@@ -416,7 +416,7 @@
     <w:r>
       <w:tab/>
       <w:tab/>
-      <w:t>2026-01-11</w:t>
+      <w:t>2026-01-12</w:t>
       <w:br/>
       <w:br/>
     </w:r>

--- a/tillsyn/A 43344-2025 tillsynsbegäran.docx
+++ b/tillsyn/A 43344-2025 tillsynsbegäran.docx
@@ -416,7 +416,7 @@
     <w:r>
       <w:tab/>
       <w:tab/>
-      <w:t>2026-01-12</w:t>
+      <w:t>2026-01-13</w:t>
       <w:br/>
       <w:br/>
     </w:r>

--- a/tillsyn/A 43344-2025 tillsynsbegäran.docx
+++ b/tillsyn/A 43344-2025 tillsynsbegäran.docx
@@ -416,7 +416,7 @@
     <w:r>
       <w:tab/>
       <w:tab/>
-      <w:t>2026-01-13</w:t>
+      <w:t>2026-01-14</w:t>
       <w:br/>
       <w:br/>
     </w:r>

--- a/tillsyn/A 43344-2025 tillsynsbegäran.docx
+++ b/tillsyn/A 43344-2025 tillsynsbegäran.docx
@@ -416,7 +416,7 @@
     <w:r>
       <w:tab/>
       <w:tab/>
-      <w:t>2026-01-14</w:t>
+      <w:t>2026-01-15</w:t>
       <w:br/>
       <w:br/>
     </w:r>

--- a/tillsyn/A 43344-2025 tillsynsbegäran.docx
+++ b/tillsyn/A 43344-2025 tillsynsbegäran.docx
@@ -416,7 +416,7 @@
     <w:r>
       <w:tab/>
       <w:tab/>
-      <w:t>2026-01-15</w:t>
+      <w:t>2026-01-16</w:t>
       <w:br/>
       <w:br/>
     </w:r>

--- a/tillsyn/A 43344-2025 tillsynsbegäran.docx
+++ b/tillsyn/A 43344-2025 tillsynsbegäran.docx
@@ -416,7 +416,7 @@
     <w:r>
       <w:tab/>
       <w:tab/>
-      <w:t>2026-01-16</w:t>
+      <w:t>2026-01-17</w:t>
       <w:br/>
       <w:br/>
     </w:r>

--- a/tillsyn/A 43344-2025 tillsynsbegäran.docx
+++ b/tillsyn/A 43344-2025 tillsynsbegäran.docx
@@ -416,7 +416,7 @@
     <w:r>
       <w:tab/>
       <w:tab/>
-      <w:t>2026-01-17</w:t>
+      <w:t>2026-01-18</w:t>
       <w:br/>
       <w:br/>
     </w:r>

--- a/tillsyn/A 43344-2025 tillsynsbegäran.docx
+++ b/tillsyn/A 43344-2025 tillsynsbegäran.docx
@@ -416,7 +416,7 @@
     <w:r>
       <w:tab/>
       <w:tab/>
-      <w:t>2026-01-18</w:t>
+      <w:t>2026-01-19</w:t>
       <w:br/>
       <w:br/>
     </w:r>

--- a/tillsyn/A 43344-2025 tillsynsbegäran.docx
+++ b/tillsyn/A 43344-2025 tillsynsbegäran.docx
@@ -416,7 +416,7 @@
     <w:r>
       <w:tab/>
       <w:tab/>
-      <w:t>2026-01-19</w:t>
+      <w:t>2026-01-20</w:t>
       <w:br/>
       <w:br/>
     </w:r>

--- a/tillsyn/A 43344-2025 tillsynsbegäran.docx
+++ b/tillsyn/A 43344-2025 tillsynsbegäran.docx
@@ -416,7 +416,7 @@
     <w:r>
       <w:tab/>
       <w:tab/>
-      <w:t>2026-01-20</w:t>
+      <w:t>2026-01-21</w:t>
       <w:br/>
       <w:br/>
     </w:r>

--- a/tillsyn/A 43344-2025 tillsynsbegäran.docx
+++ b/tillsyn/A 43344-2025 tillsynsbegäran.docx
@@ -416,7 +416,7 @@
     <w:r>
       <w:tab/>
       <w:tab/>
-      <w:t>2026-01-21</w:t>
+      <w:t>2026-01-23</w:t>
       <w:br/>
       <w:br/>
     </w:r>

--- a/tillsyn/A 43344-2025 tillsynsbegäran.docx
+++ b/tillsyn/A 43344-2025 tillsynsbegäran.docx
@@ -416,7 +416,7 @@
     <w:r>
       <w:tab/>
       <w:tab/>
-      <w:t>2026-01-23</w:t>
+      <w:t>2026-01-24</w:t>
       <w:br/>
       <w:br/>
     </w:r>

--- a/tillsyn/A 43344-2025 tillsynsbegäran.docx
+++ b/tillsyn/A 43344-2025 tillsynsbegäran.docx
@@ -416,7 +416,7 @@
     <w:r>
       <w:tab/>
       <w:tab/>
-      <w:t>2026-01-24</w:t>
+      <w:t>2026-01-25</w:t>
       <w:br/>
       <w:br/>
     </w:r>

--- a/tillsyn/A 43344-2025 tillsynsbegäran.docx
+++ b/tillsyn/A 43344-2025 tillsynsbegäran.docx
@@ -416,7 +416,7 @@
     <w:r>
       <w:tab/>
       <w:tab/>
-      <w:t>2026-01-25</w:t>
+      <w:t>2026-01-26</w:t>
       <w:br/>
       <w:br/>
     </w:r>

--- a/tillsyn/A 43344-2025 tillsynsbegäran.docx
+++ b/tillsyn/A 43344-2025 tillsynsbegäran.docx
@@ -416,7 +416,7 @@
     <w:r>
       <w:tab/>
       <w:tab/>
-      <w:t>2026-01-26</w:t>
+      <w:t>2026-01-27</w:t>
       <w:br/>
       <w:br/>
     </w:r>

--- a/tillsyn/A 43344-2025 tillsynsbegäran.docx
+++ b/tillsyn/A 43344-2025 tillsynsbegäran.docx
@@ -416,7 +416,7 @@
     <w:r>
       <w:tab/>
       <w:tab/>
-      <w:t>2026-01-27</w:t>
+      <w:t>2026-01-28</w:t>
       <w:br/>
       <w:br/>
     </w:r>

--- a/tillsyn/A 43344-2025 tillsynsbegäran.docx
+++ b/tillsyn/A 43344-2025 tillsynsbegäran.docx
@@ -98,7 +98,25 @@
         <w:t>Garnlav (NT)</w:t>
       </w:r>
       <w:r>
-        <w:t xml:space="preserve"> är en utpräglad barrskogsart som ibland kan drapera träden i norrländska grannaturskogar med hög luftfuktighet. Den förekommer även i talldominerade bestånd där den, förutom i trädens grenverk, påträffas hängande över ojämnheter i tallbarken. Arten har minskat starkt i södra och mellersta Sverige och den minskar även i sitt nordliga utbredningsområde. Orsaken till tillbakagången beror främst på slutavverkningar av naturskogsartade skogar. Bestånd med riklig förekomst bör regelmässigt sparas. Garnlav är värdväxt för den mycket sällsynta och akut hotade fjärilen barrskogslavfly (CR) som hör hemma i boreala barrskogar med riklig förekomst av värdväxten. Tidigare kunde arten konstateras årligen på flera platser vid Dala-Floda i Dalarna innan lokalerna kalavverkades. Senaste fyndet i landet av barrskogslavfly är från år 2000 då den påträffades vid Högberget i Sollefteå kommun (SLU Artdatabanken, 2024).</w:t>
+        <w:t xml:space="preserve"> är en utpräglad barrskogsart som ibland kan drapera träden i norrländska grannaturskogar med hög luftfuktighet. Den förekommer även i talldominerade bestånd där den, förutom i trädens grenverk, påträffas hängande över ojämnheter i tallbarken. Arten har minskat starkt i södra och mellersta Sverige och den minskar även i sitt nordliga utbredningsområde. Orsaken till tillbakagången beror främst på slutavverkningar av naturskogsartade skogar. Bestånd med riklig förekomst bör regelmässigt sparas. Garnlav är värdväxt för den mycket sällsynta och akut hotade fjärilen barrskogslavfly (CR) som hör hemma i boreala barrskogar med riklig förekomst av värdväxten. Tidigare kunde arten konstateras årligen på flera platser vid Dala-Floda i Dalarna innan lokalerna kalavverkades. Senaste fyndet i landet av barrskogslavfly är från år 2000 då den påträffades vid Högberget i Sollefteå kommun. Garnlav är typisk art för </w:t>
+      </w:r>
+      <w:r>
+        <w:rPr>
+          <w:i/>
+        </w:rPr>
+        <w:t xml:space="preserve">9010 Taiga </w:t>
+      </w:r>
+      <w:r>
+        <w:t>och</w:t>
+      </w:r>
+      <w:r>
+        <w:rPr>
+          <w:i/>
+        </w:rPr>
+        <w:t xml:space="preserve"> 9070 Trädklädd betesmark </w:t>
+      </w:r>
+      <w:r>
+        <w:t xml:space="preserve"> (SLU Artdatabanken, 2024).</w:t>
       </w:r>
     </w:p>
     <w:p>
@@ -109,7 +127,36 @@
         <w:t xml:space="preserve">Motaggsvamp (NT) </w:t>
       </w:r>
       <w:r>
-        <w:t>bildar mykorrhiza med tall i tallskog och hittas huvudsakligen i äldre, glesare skogsbestånd och hällmarksimpediment. Arten hotas främst av skogsavverkning och tycks försvinna efter slutavverkning, markberedning och plantering (SLU Artdatabanken, 2024).</w:t>
+        <w:t xml:space="preserve">bildar mykorrhiza med tall i tallskog och hittas huvudsakligen i äldre, glesare skogsbestånd och hällmarksimpediment. Arten hotas främst av skogsavverkning och tycks försvinna efter slutavverkning, markberedning och plantering. Motaggsvamp är typisk art för </w:t>
+      </w:r>
+      <w:r>
+        <w:rPr>
+          <w:i/>
+        </w:rPr>
+        <w:t>9010 Taiga</w:t>
+      </w:r>
+      <w:r>
+        <w:t xml:space="preserve"> (SLU Artdatabanken, 2024).</w:t>
+      </w:r>
+    </w:p>
+    <w:p>
+      <w:r>
+        <w:rPr>
+          <w:b/>
+        </w:rPr>
+        <w:t>Nästlav</w:t>
+      </w:r>
+      <w:r>
+        <w:t xml:space="preserve"> indikerar söder om den naturliga norrlandsgränsen äldre barrskogsområden med höga naturvärden där andra ovanliga nordliga barrskogsarter kan påträffas. Nästlav är typisk art för </w:t>
+      </w:r>
+      <w:r>
+        <w:rPr>
+          <w:i/>
+        </w:rPr>
+        <w:t xml:space="preserve">9010 Taiga </w:t>
+      </w:r>
+      <w:r>
+        <w:t>(Nitare &amp; Skogsstyrelsen, 2019; SLU Artdatabanken, 2025).</w:t>
       </w:r>
     </w:p>
     <w:p>
@@ -416,7 +463,7 @@
     <w:r>
       <w:tab/>
       <w:tab/>
-      <w:t>2026-01-28</w:t>
+      <w:t>2026-01-29</w:t>
       <w:br/>
       <w:br/>
     </w:r>

--- a/tillsyn/A 43344-2025 tillsynsbegäran.docx
+++ b/tillsyn/A 43344-2025 tillsynsbegäran.docx
@@ -463,7 +463,7 @@
     <w:r>
       <w:tab/>
       <w:tab/>
-      <w:t>2026-01-29</w:t>
+      <w:t>2026-01-30</w:t>
       <w:br/>
       <w:br/>
     </w:r>

--- a/tillsyn/A 43344-2025 tillsynsbegäran.docx
+++ b/tillsyn/A 43344-2025 tillsynsbegäran.docx
@@ -463,7 +463,7 @@
     <w:r>
       <w:tab/>
       <w:tab/>
-      <w:t>2026-01-30</w:t>
+      <w:t>2026-01-31</w:t>
       <w:br/>
       <w:br/>
     </w:r>

--- a/tillsyn/A 43344-2025 tillsynsbegäran.docx
+++ b/tillsyn/A 43344-2025 tillsynsbegäran.docx
@@ -463,7 +463,7 @@
     <w:r>
       <w:tab/>
       <w:tab/>
-      <w:t>2026-02-22</w:t>
+      <w:t>2026-02-23</w:t>
       <w:br/>
       <w:br/>
     </w:r>

--- a/tillsyn/A 43344-2025 tillsynsbegäran.docx
+++ b/tillsyn/A 43344-2025 tillsynsbegäran.docx
@@ -463,7 +463,7 @@
     <w:r>
       <w:tab/>
       <w:tab/>
-      <w:t>2026-02-23</w:t>
+      <w:t>2026-02-24</w:t>
       <w:br/>
       <w:br/>
     </w:r>

--- a/tillsyn/A 43344-2025 tillsynsbegäran.docx
+++ b/tillsyn/A 43344-2025 tillsynsbegäran.docx
@@ -463,7 +463,7 @@
     <w:r>
       <w:tab/>
       <w:tab/>
-      <w:t>2026-02-24</w:t>
+      <w:t>2026-02-25</w:t>
       <w:br/>
       <w:br/>
     </w:r>

--- a/tillsyn/A 43344-2025 tillsynsbegäran.docx
+++ b/tillsyn/A 43344-2025 tillsynsbegäran.docx
@@ -463,7 +463,7 @@
     <w:r>
       <w:tab/>
       <w:tab/>
-      <w:t>2026-02-25</w:t>
+      <w:t>2026-02-26</w:t>
       <w:br/>
       <w:br/>
     </w:r>

--- a/tillsyn/A 43344-2025 tillsynsbegäran.docx
+++ b/tillsyn/A 43344-2025 tillsynsbegäran.docx
@@ -463,7 +463,7 @@
     <w:r>
       <w:tab/>
       <w:tab/>
-      <w:t>2026-02-26</w:t>
+      <w:t>2026-02-28</w:t>
       <w:br/>
       <w:br/>
     </w:r>

--- a/tillsyn/A 43344-2025 tillsynsbegäran.docx
+++ b/tillsyn/A 43344-2025 tillsynsbegäran.docx
@@ -463,7 +463,7 @@
     <w:r>
       <w:tab/>
       <w:tab/>
-      <w:t>2026-02-28</w:t>
+      <w:t>2026-03-01</w:t>
       <w:br/>
       <w:br/>
     </w:r>

--- a/tillsyn/A 43344-2025 tillsynsbegäran.docx
+++ b/tillsyn/A 43344-2025 tillsynsbegäran.docx
@@ -463,7 +463,7 @@
     <w:r>
       <w:tab/>
       <w:tab/>
-      <w:t>2026-03-01</w:t>
+      <w:t>2026-03-02</w:t>
       <w:br/>
       <w:br/>
     </w:r>

--- a/tillsyn/A 43344-2025 tillsynsbegäran.docx
+++ b/tillsyn/A 43344-2025 tillsynsbegäran.docx
@@ -113,7 +113,7 @@
         <w:rPr>
           <w:i/>
         </w:rPr>
-        <w:t xml:space="preserve"> 9070 Trädklädd betesmark </w:t>
+        <w:t xml:space="preserve"> 9070 Trädklädd betesmark</w:t>
       </w:r>
       <w:r>
         <w:t xml:space="preserve"> (SLU Artdatabanken, 2024).</w:t>
@@ -463,7 +463,7 @@
     <w:r>
       <w:tab/>
       <w:tab/>
-      <w:t>2026-03-02</w:t>
+      <w:t>2026-03-03</w:t>
       <w:br/>
       <w:br/>
     </w:r>

--- a/tillsyn/A 43344-2025 tillsynsbegäran.docx
+++ b/tillsyn/A 43344-2025 tillsynsbegäran.docx
@@ -463,7 +463,7 @@
     <w:r>
       <w:tab/>
       <w:tab/>
-      <w:t>2026-03-03</w:t>
+      <w:t>2026-03-04</w:t>
       <w:br/>
       <w:br/>
     </w:r>

--- a/tillsyn/A 43344-2025 tillsynsbegäran.docx
+++ b/tillsyn/A 43344-2025 tillsynsbegäran.docx
@@ -463,7 +463,7 @@
     <w:r>
       <w:tab/>
       <w:tab/>
-      <w:t>2026-03-04</w:t>
+      <w:t>2026-03-05</w:t>
       <w:br/>
       <w:br/>
     </w:r>

--- a/tillsyn/A 43344-2025 tillsynsbegäran.docx
+++ b/tillsyn/A 43344-2025 tillsynsbegäran.docx
@@ -463,7 +463,7 @@
     <w:r>
       <w:tab/>
       <w:tab/>
-      <w:t>2026-03-05</w:t>
+      <w:t>2026-03-06</w:t>
       <w:br/>
       <w:br/>
     </w:r>

--- a/tillsyn/A 43344-2025 tillsynsbegäran.docx
+++ b/tillsyn/A 43344-2025 tillsynsbegäran.docx
@@ -463,7 +463,7 @@
     <w:r>
       <w:tab/>
       <w:tab/>
-      <w:t>2026-03-06</w:t>
+      <w:t>2026-03-07</w:t>
       <w:br/>
       <w:br/>
     </w:r>

--- a/tillsyn/A 43344-2025 tillsynsbegäran.docx
+++ b/tillsyn/A 43344-2025 tillsynsbegäran.docx
@@ -463,7 +463,7 @@
     <w:r>
       <w:tab/>
       <w:tab/>
-      <w:t>2026-03-07</w:t>
+      <w:t>2026-03-08</w:t>
       <w:br/>
       <w:br/>
     </w:r>

--- a/tillsyn/A 43344-2025 tillsynsbegäran.docx
+++ b/tillsyn/A 43344-2025 tillsynsbegäran.docx
@@ -463,7 +463,7 @@
     <w:r>
       <w:tab/>
       <w:tab/>
-      <w:t>2026-03-08</w:t>
+      <w:t>2026-03-09</w:t>
       <w:br/>
       <w:br/>
     </w:r>

--- a/tillsyn/A 43344-2025 tillsynsbegäran.docx
+++ b/tillsyn/A 43344-2025 tillsynsbegäran.docx
@@ -463,7 +463,7 @@
     <w:r>
       <w:tab/>
       <w:tab/>
-      <w:t>2026-03-09</w:t>
+      <w:t>2026-03-10</w:t>
       <w:br/>
       <w:br/>
     </w:r>

--- a/tillsyn/A 43344-2025 tillsynsbegäran.docx
+++ b/tillsyn/A 43344-2025 tillsynsbegäran.docx
@@ -194,7 +194,7 @@
         <w:t>Talltita (NT, §4)</w:t>
       </w:r>
       <w:r>
-        <w:t>, rödlistad som nära hotad och prioriterad art i Skogsvårdslagen har häckningsrevir i anmälan. Arten har minskat kraftigt de senaste 30 åren och minskningstakten innevarande 10-årsperiod beräknas till 20 (10–30) %. Talltitan är synnerligen trogen sitt cirka 15 hektar stora revir och är beroende av flerskiktade olikåldriga skogar för att kunna föda upp sina ungar. Talltitan försvinner om dess livsmiljö kalavverkas (Eggers &amp; Low (2014); Ekman (1979); Griesser et al (2007); Klein (2020); Siffczyk et al (2003); SLU Artdatabanken (2021).</w:t>
+        <w:t>, rödlistad som nära hotad och prioriterad art i Skogsvårdslagen, har häckningsrevir i anmälan. Arten har minskat kraftigt de senaste 30 åren och minskningstakten innevarande 10-årsperiod beräknas till 20 (10–30) %. Talltitan är synnerligen trogen sitt cirka 15 hektar stora revir och är beroende av flerskiktade olikåldriga skogar för att kunna föda upp sina ungar. Talltitan försvinner om dess livsmiljö kalavverkas (Eggers &amp; Low, 2014; Ekman, 1979; Griesser et al, 2007; Klein, 2020; Siffczyk et al, 2003; SLU Artdatabanken, 2021).</w:t>
       </w:r>
     </w:p>
     <w:p>
@@ -463,7 +463,7 @@
     <w:r>
       <w:tab/>
       <w:tab/>
-      <w:t>2026-03-10</w:t>
+      <w:t>2026-03-11</w:t>
       <w:br/>
       <w:br/>
     </w:r>

--- a/tillsyn/A 43344-2025 tillsynsbegäran.docx
+++ b/tillsyn/A 43344-2025 tillsynsbegäran.docx
@@ -463,7 +463,7 @@
     <w:r>
       <w:tab/>
       <w:tab/>
-      <w:t>2026-03-11</w:t>
+      <w:t>2026-03-12</w:t>
       <w:br/>
       <w:br/>
     </w:r>

--- a/tillsyn/A 43344-2025 tillsynsbegäran.docx
+++ b/tillsyn/A 43344-2025 tillsynsbegäran.docx
@@ -463,7 +463,7 @@
     <w:r>
       <w:tab/>
       <w:tab/>
-      <w:t>2026-03-12</w:t>
+      <w:t>2026-03-13</w:t>
       <w:br/>
       <w:br/>
     </w:r>

--- a/tillsyn/A 43344-2025 tillsynsbegäran.docx
+++ b/tillsyn/A 43344-2025 tillsynsbegäran.docx
@@ -463,7 +463,7 @@
     <w:r>
       <w:tab/>
       <w:tab/>
-      <w:t>2026-04-14</w:t>
+      <w:t>2026-04-15</w:t>
       <w:br/>
       <w:br/>
     </w:r>

--- a/tillsyn/A 43344-2025 tillsynsbegäran.docx
+++ b/tillsyn/A 43344-2025 tillsynsbegäran.docx
@@ -463,7 +463,7 @@
     <w:r>
       <w:tab/>
       <w:tab/>
-      <w:t>2026-04-15</w:t>
+      <w:t>2026-04-16</w:t>
       <w:br/>
       <w:br/>
     </w:r>

--- a/tillsyn/A 43344-2025 tillsynsbegäran.docx
+++ b/tillsyn/A 43344-2025 tillsynsbegäran.docx
@@ -463,7 +463,7 @@
     <w:r>
       <w:tab/>
       <w:tab/>
-      <w:t>2026-04-16</w:t>
+      <w:t>2026-04-17</w:t>
       <w:br/>
       <w:br/>
     </w:r>

--- a/tillsyn/A 43344-2025 tillsynsbegäran.docx
+++ b/tillsyn/A 43344-2025 tillsynsbegäran.docx
@@ -463,7 +463,7 @@
     <w:r>
       <w:tab/>
       <w:tab/>
-      <w:t>2026-04-17</w:t>
+      <w:t>2026-04-18</w:t>
       <w:br/>
       <w:br/>
     </w:r>

--- a/tillsyn/A 43344-2025 tillsynsbegäran.docx
+++ b/tillsyn/A 43344-2025 tillsynsbegäran.docx
@@ -463,7 +463,7 @@
     <w:r>
       <w:tab/>
       <w:tab/>
-      <w:t>2026-04-18</w:t>
+      <w:t>2026-04-19</w:t>
       <w:br/>
       <w:br/>
     </w:r>

--- a/tillsyn/A 43344-2025 tillsynsbegäran.docx
+++ b/tillsyn/A 43344-2025 tillsynsbegäran.docx
@@ -463,7 +463,7 @@
     <w:r>
       <w:tab/>
       <w:tab/>
-      <w:t>2026-04-19</w:t>
+      <w:t>2026-04-20</w:t>
       <w:br/>
       <w:br/>
     </w:r>

--- a/tillsyn/A 43344-2025 tillsynsbegäran.docx
+++ b/tillsyn/A 43344-2025 tillsynsbegäran.docx
@@ -463,7 +463,7 @@
     <w:r>
       <w:tab/>
       <w:tab/>
-      <w:t>2026-04-20</w:t>
+      <w:t>2026-04-21</w:t>
       <w:br/>
       <w:br/>
     </w:r>

--- a/tillsyn/A 43344-2025 tillsynsbegäran.docx
+++ b/tillsyn/A 43344-2025 tillsynsbegäran.docx
@@ -463,7 +463,7 @@
     <w:r>
       <w:tab/>
       <w:tab/>
-      <w:t>2026-04-21</w:t>
+      <w:t>2026-04-22</w:t>
       <w:br/>
       <w:br/>
     </w:r>

--- a/tillsyn/A 43344-2025 tillsynsbegäran.docx
+++ b/tillsyn/A 43344-2025 tillsynsbegäran.docx
@@ -463,7 +463,7 @@
     <w:r>
       <w:tab/>
       <w:tab/>
-      <w:t>2026-04-22</w:t>
+      <w:t>2026-04-23</w:t>
       <w:br/>
       <w:br/>
     </w:r>

--- a/tillsyn/A 43344-2025 tillsynsbegäran.docx
+++ b/tillsyn/A 43344-2025 tillsynsbegäran.docx
@@ -463,7 +463,7 @@
     <w:r>
       <w:tab/>
       <w:tab/>
-      <w:t>2026-04-23</w:t>
+      <w:t>2026-04-24</w:t>
       <w:br/>
       <w:br/>
     </w:r>

--- a/tillsyn/A 43344-2025 tillsynsbegäran.docx
+++ b/tillsyn/A 43344-2025 tillsynsbegäran.docx
@@ -463,7 +463,7 @@
     <w:r>
       <w:tab/>
       <w:tab/>
-      <w:t>2026-04-24</w:t>
+      <w:t>2026-04-25</w:t>
       <w:br/>
       <w:br/>
     </w:r>

--- a/tillsyn/A 43344-2025 tillsynsbegäran.docx
+++ b/tillsyn/A 43344-2025 tillsynsbegäran.docx
@@ -463,7 +463,7 @@
     <w:r>
       <w:tab/>
       <w:tab/>
-      <w:t>2026-04-25</w:t>
+      <w:t>2026-04-26</w:t>
       <w:br/>
       <w:br/>
     </w:r>

--- a/tillsyn/A 43344-2025 tillsynsbegäran.docx
+++ b/tillsyn/A 43344-2025 tillsynsbegäran.docx
@@ -463,7 +463,7 @@
     <w:r>
       <w:tab/>
       <w:tab/>
-      <w:t>2026-04-26</w:t>
+      <w:t>2026-04-27</w:t>
       <w:br/>
       <w:br/>
     </w:r>

--- a/tillsyn/A 43344-2025 tillsynsbegäran.docx
+++ b/tillsyn/A 43344-2025 tillsynsbegäran.docx
@@ -463,7 +463,7 @@
     <w:r>
       <w:tab/>
       <w:tab/>
-      <w:t>2026-04-27</w:t>
+      <w:t>2026-04-28</w:t>
       <w:br/>
       <w:br/>
     </w:r>

--- a/tillsyn/A 43344-2025 tillsynsbegäran.docx
+++ b/tillsyn/A 43344-2025 tillsynsbegäran.docx
@@ -463,7 +463,7 @@
     <w:r>
       <w:tab/>
       <w:tab/>
-      <w:t>2026-04-28</w:t>
+      <w:t>2026-04-29</w:t>
       <w:br/>
       <w:br/>
     </w:r>

--- a/tillsyn/A 43344-2025 tillsynsbegäran.docx
+++ b/tillsyn/A 43344-2025 tillsynsbegäran.docx
@@ -463,7 +463,7 @@
     <w:r>
       <w:tab/>
       <w:tab/>
-      <w:t>2026-04-29</w:t>
+      <w:t>2026-04-30</w:t>
       <w:br/>
       <w:br/>
     </w:r>

--- a/tillsyn/A 43344-2025 tillsynsbegäran.docx
+++ b/tillsyn/A 43344-2025 tillsynsbegäran.docx
@@ -463,7 +463,7 @@
     <w:r>
       <w:tab/>
       <w:tab/>
-      <w:t>2026-04-30</w:t>
+      <w:t>2026-05-01</w:t>
       <w:br/>
       <w:br/>
     </w:r>

--- a/tillsyn/A 43344-2025 tillsynsbegäran.docx
+++ b/tillsyn/A 43344-2025 tillsynsbegäran.docx
@@ -463,7 +463,7 @@
     <w:r>
       <w:tab/>
       <w:tab/>
-      <w:t>2026-05-01</w:t>
+      <w:t>2026-05-02</w:t>
       <w:br/>
       <w:br/>
     </w:r>

--- a/tillsyn/A 43344-2025 tillsynsbegäran.docx
+++ b/tillsyn/A 43344-2025 tillsynsbegäran.docx
@@ -463,7 +463,7 @@
     <w:r>
       <w:tab/>
       <w:tab/>
-      <w:t>2026-05-02</w:t>
+      <w:t>2026-05-03</w:t>
       <w:br/>
       <w:br/>
     </w:r>

--- a/tillsyn/A 43344-2025 tillsynsbegäran.docx
+++ b/tillsyn/A 43344-2025 tillsynsbegäran.docx
@@ -463,7 +463,7 @@
     <w:r>
       <w:tab/>
       <w:tab/>
-      <w:t>2026-05-03</w:t>
+      <w:t>2026-05-04</w:t>
       <w:br/>
       <w:br/>
     </w:r>

--- a/tillsyn/A 43344-2025 tillsynsbegäran.docx
+++ b/tillsyn/A 43344-2025 tillsynsbegäran.docx
@@ -463,7 +463,7 @@
     <w:r>
       <w:tab/>
       <w:tab/>
-      <w:t>2026-05-04</w:t>
+      <w:t>2026-05-05</w:t>
       <w:br/>
       <w:br/>
     </w:r>

--- a/tillsyn/A 43344-2025 tillsynsbegäran.docx
+++ b/tillsyn/A 43344-2025 tillsynsbegäran.docx
@@ -463,7 +463,7 @@
     <w:r>
       <w:tab/>
       <w:tab/>
-      <w:t>2026-05-05</w:t>
+      <w:t>2026-05-06</w:t>
       <w:br/>
       <w:br/>
     </w:r>

--- a/tillsyn/A 43344-2025 tillsynsbegäran.docx
+++ b/tillsyn/A 43344-2025 tillsynsbegäran.docx
@@ -463,7 +463,7 @@
     <w:r>
       <w:tab/>
       <w:tab/>
-      <w:t>2026-05-16</w:t>
+      <w:t>2026-05-17</w:t>
       <w:br/>
       <w:br/>
     </w:r>

--- a/tillsyn/A 43344-2025 tillsynsbegäran.docx
+++ b/tillsyn/A 43344-2025 tillsynsbegäran.docx
@@ -463,7 +463,7 @@
     <w:r>
       <w:tab/>
       <w:tab/>
-      <w:t>2026-05-17</w:t>
+      <w:t>2026-05-18</w:t>
       <w:br/>
       <w:br/>
     </w:r>

--- a/tillsyn/A 43344-2025 tillsynsbegäran.docx
+++ b/tillsyn/A 43344-2025 tillsynsbegäran.docx
@@ -463,7 +463,7 @@
     <w:r>
       <w:tab/>
       <w:tab/>
-      <w:t>2026-05-18</w:t>
+      <w:t>2026-05-19</w:t>
       <w:br/>
       <w:br/>
     </w:r>

--- a/tillsyn/A 43344-2025 tillsynsbegäran.docx
+++ b/tillsyn/A 43344-2025 tillsynsbegäran.docx
@@ -463,7 +463,7 @@
     <w:r>
       <w:tab/>
       <w:tab/>
-      <w:t>2026-05-19</w:t>
+      <w:t>2026-05-20</w:t>
       <w:br/>
       <w:br/>
     </w:r>
